--- a/products/braze-proxy/custom-client-braze-proxy-setup-guide.docx
+++ b/products/braze-proxy/custom-client-braze-proxy-setup-guide.docx
@@ -46,7 +46,9 @@
             <w:pPr>
               <w:spacing w:after="0"/>
               <w:rPr>
+                <w:i/>
                 <w:color w:val="auto"/>
+                <w:sz w:val="20"/>
               </w:rPr>
             </w:pPr>
             <w:r>
@@ -225,6 +227,7 @@
       </w:pPr>
       <w:r>
         <w:rPr>
+          <w:noProof/>
           <w:color w:val="auto"/>
         </w:rPr>
         <w:drawing>
@@ -345,6 +348,7 @@
       </w:pPr>
       <w:r>
         <w:rPr>
+          <w:noProof/>
           <w:color w:val="auto"/>
         </w:rPr>
         <w:lastRenderedPageBreak/>
@@ -557,6 +561,7 @@
       </w:pPr>
       <w:r>
         <w:rPr>
+          <w:noProof/>
           <w:color w:val="auto"/>
         </w:rPr>
         <w:lastRenderedPageBreak/>
@@ -823,13 +828,50 @@
               <w:t xml:space="preserve">  +function(</w:t>
             </w:r>
             <w:proofErr w:type="spellStart"/>
+            <w:proofErr w:type="gramStart"/>
             <w:r>
               <w:rPr>
                 <w:rFonts w:ascii="Consolas" w:hAnsi="Consolas"/>
                 <w:color w:val="auto"/>
                 <w:sz w:val="19"/>
               </w:rPr>
-              <w:t>a,p,P,b,y</w:t>
+              <w:t>a,p</w:t>
+            </w:r>
+            <w:proofErr w:type="gramEnd"/>
+            <w:r>
+              <w:rPr>
+                <w:rFonts w:ascii="Consolas" w:hAnsi="Consolas"/>
+                <w:color w:val="auto"/>
+                <w:sz w:val="19"/>
+              </w:rPr>
+              <w:t>,</w:t>
+            </w:r>
+            <w:proofErr w:type="gramStart"/>
+            <w:r>
+              <w:rPr>
+                <w:rFonts w:ascii="Consolas" w:hAnsi="Consolas"/>
+                <w:color w:val="auto"/>
+                <w:sz w:val="19"/>
+              </w:rPr>
+              <w:t>P,b</w:t>
+            </w:r>
+            <w:proofErr w:type="gramEnd"/>
+            <w:r>
+              <w:rPr>
+                <w:rFonts w:ascii="Consolas" w:hAnsi="Consolas"/>
+                <w:color w:val="auto"/>
+                <w:sz w:val="19"/>
+              </w:rPr>
+              <w:t>,</w:t>
+            </w:r>
+            <w:proofErr w:type="gramStart"/>
+            <w:r>
+              <w:rPr>
+                <w:rFonts w:ascii="Consolas" w:hAnsi="Consolas"/>
+                <w:color w:val="auto"/>
+                <w:sz w:val="19"/>
+              </w:rPr>
+              <w:t>y</w:t>
             </w:r>
             <w:proofErr w:type="spellEnd"/>
             <w:r>
@@ -850,13 +892,23 @@
               <w:t>a.braze</w:t>
             </w:r>
             <w:proofErr w:type="spellEnd"/>
+            <w:proofErr w:type="gramEnd"/>
             <w:r>
               <w:rPr>
                 <w:rFonts w:ascii="Consolas" w:hAnsi="Consolas"/>
                 <w:color w:val="auto"/>
                 <w:sz w:val="19"/>
               </w:rPr>
-              <w:t>={};</w:t>
+              <w:t>={</w:t>
+            </w:r>
+            <w:proofErr w:type="gramStart"/>
+            <w:r>
+              <w:rPr>
+                <w:rFonts w:ascii="Consolas" w:hAnsi="Consolas"/>
+                <w:color w:val="auto"/>
+                <w:sz w:val="19"/>
+              </w:rPr>
+              <w:t>};</w:t>
             </w:r>
             <w:proofErr w:type="spellStart"/>
             <w:r>
@@ -865,16 +917,35 @@
                 <w:color w:val="auto"/>
                 <w:sz w:val="19"/>
               </w:rPr>
-              <w:t>a.brazeQueue</w:t>
+              <w:t>a</w:t>
             </w:r>
-            <w:proofErr w:type="spellEnd"/>
+            <w:proofErr w:type="gramEnd"/>
             <w:r>
               <w:rPr>
                 <w:rFonts w:ascii="Consolas" w:hAnsi="Consolas"/>
                 <w:color w:val="auto"/>
                 <w:sz w:val="19"/>
               </w:rPr>
-              <w:t>=[]</w:t>
+              <w:t>.brazeQueue</w:t>
+            </w:r>
+            <w:proofErr w:type="spellEnd"/>
+            <w:proofErr w:type="gramStart"/>
+            <w:r>
+              <w:rPr>
+                <w:rFonts w:ascii="Consolas" w:hAnsi="Consolas"/>
+                <w:color w:val="auto"/>
+                <w:sz w:val="19"/>
+              </w:rPr>
+              <w:t>=[</w:t>
+            </w:r>
+            <w:proofErr w:type="gramEnd"/>
+            <w:r>
+              <w:rPr>
+                <w:rFonts w:ascii="Consolas" w:hAnsi="Consolas"/>
+                <w:color w:val="auto"/>
+                <w:sz w:val="19"/>
+              </w:rPr>
+              <w:t>]</w:t>
             </w:r>
             <w:r>
               <w:rPr>
@@ -947,12 +1018,19 @@
             <w:r>
               <w:rPr>
                 <w:rFonts w:ascii="Consolas" w:hAnsi="Consolas"/>
-                <w:b/>
-                <w:bCs/>
                 <w:color w:val="auto"/>
                 <w:sz w:val="19"/>
               </w:rPr>
-              <w:t>'https://data.yourdomain.com</w:t>
+              <w:t>'</w:t>
+            </w:r>
+            <w:r>
+              <w:rPr>
+                <w:rFonts w:ascii="Consolas" w:hAnsi="Consolas"/>
+                <w:color w:val="auto"/>
+                <w:sz w:val="19"/>
+                <w:highlight w:val="yellow"/>
+              </w:rPr>
+              <w:t>https://data.yourdomain.com</w:t>
             </w:r>
             <w:r>
               <w:rPr>
@@ -996,7 +1074,61 @@
                 <w:color w:val="auto"/>
                 <w:sz w:val="19"/>
               </w:rPr>
-              <w:t xml:space="preserve">    y.async=1;(b=p.getElementsByTagName(P)[0]).parentNode.insertBefore(y,b)</w:t>
+              <w:t xml:space="preserve">    </w:t>
+            </w:r>
+            <w:proofErr w:type="gramStart"/>
+            <w:r>
+              <w:rPr>
+                <w:rFonts w:ascii="Consolas" w:hAnsi="Consolas"/>
+                <w:color w:val="auto"/>
+                <w:sz w:val="19"/>
+              </w:rPr>
+              <w:t>y.async=1;(b=p.getElementsByTagName</w:t>
+            </w:r>
+            <w:proofErr w:type="gramEnd"/>
+            <w:r>
+              <w:rPr>
+                <w:rFonts w:ascii="Consolas" w:hAnsi="Consolas"/>
+                <w:color w:val="auto"/>
+                <w:sz w:val="19"/>
+              </w:rPr>
+              <w:t>(P)[0]</w:t>
+            </w:r>
+            <w:proofErr w:type="gramStart"/>
+            <w:r>
+              <w:rPr>
+                <w:rFonts w:ascii="Consolas" w:hAnsi="Consolas"/>
+                <w:color w:val="auto"/>
+                <w:sz w:val="19"/>
+              </w:rPr>
+              <w:t>).parentNode.insertBefore</w:t>
+            </w:r>
+            <w:proofErr w:type="gramEnd"/>
+            <w:r>
+              <w:rPr>
+                <w:rFonts w:ascii="Consolas" w:hAnsi="Consolas"/>
+                <w:color w:val="auto"/>
+                <w:sz w:val="19"/>
+              </w:rPr>
+              <w:t>(</w:t>
+            </w:r>
+            <w:proofErr w:type="gramStart"/>
+            <w:r>
+              <w:rPr>
+                <w:rFonts w:ascii="Consolas" w:hAnsi="Consolas"/>
+                <w:color w:val="auto"/>
+                <w:sz w:val="19"/>
+              </w:rPr>
+              <w:t>y,b</w:t>
+            </w:r>
+            <w:proofErr w:type="gramEnd"/>
+            <w:r>
+              <w:rPr>
+                <w:rFonts w:ascii="Consolas" w:hAnsi="Consolas"/>
+                <w:color w:val="auto"/>
+                <w:sz w:val="19"/>
+              </w:rPr>
+              <w:t>)</w:t>
             </w:r>
           </w:p>
           <w:p>
@@ -1014,7 +1146,16 @@
                 <w:color w:val="auto"/>
                 <w:sz w:val="19"/>
               </w:rPr>
-              <w:t xml:space="preserve">  }(</w:t>
+              <w:t xml:space="preserve">  </w:t>
+            </w:r>
+            <w:proofErr w:type="gramStart"/>
+            <w:r>
+              <w:rPr>
+                <w:rFonts w:ascii="Consolas" w:hAnsi="Consolas"/>
+                <w:color w:val="auto"/>
+                <w:sz w:val="19"/>
+              </w:rPr>
+              <w:t>}(</w:t>
             </w:r>
             <w:proofErr w:type="spellStart"/>
             <w:r>
@@ -1023,7 +1164,16 @@
                 <w:color w:val="auto"/>
                 <w:sz w:val="19"/>
               </w:rPr>
-              <w:t>window,document,'script</w:t>
+              <w:t>window,document</w:t>
+            </w:r>
+            <w:proofErr w:type="gramEnd"/>
+            <w:r>
+              <w:rPr>
+                <w:rFonts w:ascii="Consolas" w:hAnsi="Consolas"/>
+                <w:color w:val="auto"/>
+                <w:sz w:val="19"/>
+              </w:rPr>
+              <w:t>,'script</w:t>
             </w:r>
             <w:proofErr w:type="spellEnd"/>
             <w:r>
@@ -1138,6 +1288,7 @@
               </w:rPr>
             </w:pPr>
             <w:proofErr w:type="spellStart"/>
+            <w:proofErr w:type="gramStart"/>
             <w:r>
               <w:rPr>
                 <w:rFonts w:ascii="Consolas" w:hAnsi="Consolas"/>
@@ -1147,6 +1298,7 @@
               <w:t>braze.initialize</w:t>
             </w:r>
             <w:proofErr w:type="spellEnd"/>
+            <w:proofErr w:type="gramEnd"/>
             <w:r>
               <w:rPr>
                 <w:rFonts w:ascii="Consolas" w:hAnsi="Consolas"/>
@@ -1180,7 +1332,16 @@
                 <w:color w:val="auto"/>
                 <w:sz w:val="19"/>
               </w:rPr>
-              <w:t>: "https://</w:t>
+              <w:t>: "</w:t>
+            </w:r>
+            <w:r>
+              <w:rPr>
+                <w:rFonts w:ascii="Consolas" w:hAnsi="Consolas"/>
+                <w:color w:val="auto"/>
+                <w:sz w:val="19"/>
+                <w:highlight w:val="yellow"/>
+              </w:rPr>
+              <w:t>https://data.yourdomain.com</w:t>
             </w:r>
             <w:r>
               <w:rPr>
@@ -1188,15 +1349,7 @@
                 <w:color w:val="auto"/>
                 <w:sz w:val="19"/>
               </w:rPr>
-              <w:t>data</w:t>
-            </w:r>
-            <w:r>
-              <w:rPr>
-                <w:rFonts w:ascii="Consolas" w:hAnsi="Consolas"/>
-                <w:color w:val="auto"/>
-                <w:sz w:val="19"/>
-              </w:rPr>
-              <w:t xml:space="preserve">.yourdomain.com", </w:t>
+              <w:t xml:space="preserve">", </w:t>
             </w:r>
             <w:r>
               <w:rPr>
@@ -1256,7 +1409,15 @@
           <w:color w:val="auto"/>
           <w:sz w:val="28"/>
         </w:rPr>
-        <w:t>⚖️License, Support &amp; Conditions</w:t>
+        <w:t xml:space="preserve">⚖️License, </w:t>
+      </w:r>
+      <w:r>
+        <w:rPr>
+          <w:b/>
+          <w:color w:val="auto"/>
+          <w:sz w:val="28"/>
+        </w:rPr>
+        <w:t>Warranty &amp; Liability Disclaimer</w:t>
       </w:r>
     </w:p>
     <w:p>
@@ -1271,7 +1432,7 @@
         <w:rPr>
           <w:color w:val="auto"/>
         </w:rPr>
-        <w:t>License Scope: Single-company license. This commercial transaction grants operational deployment rights exclusively to the purchasing business entity/organization for internal domain infrastructures.</w:t>
+        <w:t>Notice: Unofficial community integration. Not affiliated with or endorsed by Braze, Inc. Braze™ is a trademark of Braze, Inc.</w:t>
       </w:r>
     </w:p>
     <w:p>
@@ -1286,11 +1447,65 @@
         <w:rPr>
           <w:color w:val="auto"/>
         </w:rPr>
-        <w:t>Product State &amp; Warranty: This asset is sold strictly as-is based on its current stable development release state. No automated future compatibility updates or maintenance lifecycles are guaranteed following potential breaking changes to internal Braze structural API layers.</w:t>
+        <w:t>License: Single-company license. Sharing, redistribution, or resale outside of the purchasing entity is strictly prohibited.</w:t>
       </w:r>
+    </w:p>
+    <w:p>
+      <w:pPr>
+        <w:pStyle w:val="Aufzhlungszeichen"/>
+      </w:pPr>
+      <w:r>
+        <w:t>B2B Only:</w:t>
+      </w:r>
+      <w:r>
+        <w:t xml:space="preserve"> This product is intended exclusively for commercial entities (B2B). By purchasing, you confirm that you are acting as a business, freelancer, or legal entity.</w:t>
+      </w:r>
+    </w:p>
+    <w:p>
+      <w:pPr>
+        <w:pStyle w:val="Aufzhlungszeichen"/>
+        <w:spacing w:after="80"/>
+        <w:rPr>
+          <w:color w:val="auto"/>
+        </w:rPr>
+      </w:pPr>
+      <w:r>
+        <w:rPr>
+          <w:color w:val="auto"/>
+        </w:rPr>
+        <w:t>Warranty &amp; Liability: Sold strictly "as-is" without guaranteed future API updates. Implementation and use are entirely at your own risk. The author assumes no liability for data loss, tracking disruptions, or financial damages.</w:t>
+      </w:r>
+    </w:p>
+    <w:p>
+      <w:pPr>
+        <w:pStyle w:val="Aufzhlungszeichen"/>
+        <w:numPr>
+          <w:ilvl w:val="0"/>
+          <w:numId w:val="0"/>
+        </w:numPr>
+        <w:spacing w:after="80"/>
+        <w:ind w:left="360" w:hanging="360"/>
+        <w:rPr>
+          <w:color w:val="auto"/>
+        </w:rPr>
+      </w:pPr>
+    </w:p>
+    <w:p>
+      <w:pPr>
+        <w:pStyle w:val="Aufzhlungszeichen"/>
+        <w:numPr>
+          <w:ilvl w:val="0"/>
+          <w:numId w:val="0"/>
+        </w:numPr>
+        <w:spacing w:after="80"/>
+        <w:rPr>
+          <w:color w:val="auto"/>
+        </w:rPr>
+      </w:pPr>
     </w:p>
     <w:sectPr>
       <w:headerReference w:type="default" r:id="rId12"/>
+      <w:footerReference w:type="default" r:id="rId13"/>
       <w:pgSz w:w="12240" w:h="15840"/>
       <w:pgMar w:top="1440" w:right="1440" w:bottom="1440" w:left="1440" w:header="720" w:footer="720" w:gutter="0"/>
       <w:cols w:space="720"/>
@@ -1323,6 +1538,19 @@
     </w:p>
   </w:endnote>
 </w:endnotes>
+</file>
+
+<file path=word/footer1.xml><?xml version="1.0" encoding="utf-8"?>
+<w:ftr xmlns:wpc="http://schemas.microsoft.com/office/word/2010/wordprocessingCanvas" xmlns:cx="http://schemas.microsoft.com/office/drawing/2014/chartex" xmlns:cx1="http://schemas.microsoft.com/office/drawing/2015/9/8/chartex" xmlns:cx2="http://schemas.microsoft.com/office/drawing/2015/10/21/chartex" xmlns:cx3="http://schemas.microsoft.com/office/drawing/2016/5/9/chartex" xmlns:cx4="http://schemas.microsoft.com/office/drawing/2016/5/10/chartex" xmlns:cx5="http://schemas.microsoft.com/office/drawing/2016/5/11/chartex" xmlns:cx6="http://schemas.microsoft.com/office/drawing/2016/5/12/chartex" xmlns:cx7="http://schemas.microsoft.com/office/drawing/2016/5/13/chartex" xmlns:cx8="http://schemas.microsoft.com/office/drawing/2016/5/14/chartex" xmlns:mc="http://schemas.openxmlformats.org/markup-compatibility/2006" xmlns:aink="http://schemas.microsoft.com/office/drawing/2016/ink" xmlns:am3d="http://schemas.microsoft.com/office/drawing/2017/model3d" xmlns:o="urn:schemas-microsoft-com:office:office" xmlns:oel="http://schemas.microsoft.com/office/2019/extlst" xmlns:r="http://schemas.openxmlformats.org/officeDocument/2006/relationships" xmlns:m="http://schemas.openxmlformats.org/officeDocument/2006/math" xmlns:v="urn:schemas-microsoft-com:vml" xmlns:wp14="http://schemas.microsoft.com/office/word/2010/wordprocessingDrawing" xmlns:wp="http://schemas.openxmlformats.org/drawingml/2006/wordprocessingDrawing" xmlns:w10="urn:schemas-microsoft-com:office:word" xmlns:w="http://schemas.openxmlformats.org/wordprocessingml/2006/main" xmlns:w14="http://schemas.microsoft.com/office/word/2010/wordml" xmlns:w15="http://schemas.microsoft.com/office/word/2012/wordml" xmlns:w16cex="http://schemas.microsoft.com/office/word/2018/wordml/cex" xmlns:w16cid="http://schemas.microsoft.com/office/word/2016/wordml/cid" xmlns:w16="http://schemas.microsoft.com/office/word/2018/wordml" xmlns:w16du="http://schemas.microsoft.com/office/word/2023/wordml/word16du" xmlns:w16sdtdh="http://schemas.microsoft.com/office/word/2020/wordml/sdtdatahash" xmlns:w16sdtfl="http://schemas.microsoft.com/office/word/2024/wordml/sdtformatlock" xmlns:w16se="http://schemas.microsoft.com/office/word/2015/wordml/symex" xmlns:wpg="http://schemas.microsoft.com/office/word/2010/wordprocessingGroup" xmlns:wpi="http://schemas.microsoft.com/office/word/2010/wordprocessingInk" xmlns:wne="http://schemas.microsoft.com/office/word/2006/wordml" xmlns:wps="http://schemas.microsoft.com/office/word/2010/wordprocessingShape" mc:Ignorable="w14 w15 w16se w16cid w16 w16cex w16sdtdh w16sdtfl w16du wp14">
+  <w:p>
+    <w:pPr>
+      <w:pStyle w:val="Fuzeile"/>
+    </w:pPr>
+    <w:r>
+      <w:t>Need professional help with implementation or custom tracking? – Contact me directly via datapip.de</w:t>
+    </w:r>
+  </w:p>
+</w:ftr>
 </file>
 
 <file path=word/footnotes.xml><?xml version="1.0" encoding="utf-8"?>
@@ -1519,7 +1747,7 @@
   <w:abstractNum w:abstractNumId="8" w15:restartNumberingAfterBreak="0">
     <w:nsid w:val="FFFFFF89"/>
     <w:multiLevelType w:val="singleLevel"/>
-    <w:tmpl w:val="29761A62"/>
+    <w:tmpl w:val="5D6A4802"/>
     <w:lvl w:ilvl="0">
       <w:start w:val="1"/>
       <w:numFmt w:val="bullet"/>
@@ -1534,6 +1762,417 @@
       </w:pPr>
       <w:rPr>
         <w:rFonts w:ascii="Symbol" w:hAnsi="Symbol" w:hint="default"/>
+      </w:rPr>
+    </w:lvl>
+  </w:abstractNum>
+  <w:abstractNum w:abstractNumId="9" w15:restartNumberingAfterBreak="0">
+    <w:nsid w:val="379D4BE8"/>
+    <w:multiLevelType w:val="hybridMultilevel"/>
+    <w:tmpl w:val="9CB42244"/>
+    <w:lvl w:ilvl="0" w:tplc="04070001">
+      <w:start w:val="1"/>
+      <w:numFmt w:val="bullet"/>
+      <w:lvlText w:val=""/>
+      <w:lvlJc w:val="left"/>
+      <w:pPr>
+        <w:ind w:left="1080" w:hanging="360"/>
+      </w:pPr>
+      <w:rPr>
+        <w:rFonts w:ascii="Symbol" w:hAnsi="Symbol" w:hint="default"/>
+      </w:rPr>
+    </w:lvl>
+    <w:lvl w:ilvl="1" w:tplc="04070003" w:tentative="1">
+      <w:start w:val="1"/>
+      <w:numFmt w:val="bullet"/>
+      <w:lvlText w:val="o"/>
+      <w:lvlJc w:val="left"/>
+      <w:pPr>
+        <w:ind w:left="1800" w:hanging="360"/>
+      </w:pPr>
+      <w:rPr>
+        <w:rFonts w:ascii="Courier New" w:hAnsi="Courier New" w:cs="Courier New" w:hint="default"/>
+      </w:rPr>
+    </w:lvl>
+    <w:lvl w:ilvl="2" w:tplc="04070005" w:tentative="1">
+      <w:start w:val="1"/>
+      <w:numFmt w:val="bullet"/>
+      <w:lvlText w:val=""/>
+      <w:lvlJc w:val="left"/>
+      <w:pPr>
+        <w:ind w:left="2520" w:hanging="360"/>
+      </w:pPr>
+      <w:rPr>
+        <w:rFonts w:ascii="Wingdings" w:hAnsi="Wingdings" w:hint="default"/>
+      </w:rPr>
+    </w:lvl>
+    <w:lvl w:ilvl="3" w:tplc="04070001" w:tentative="1">
+      <w:start w:val="1"/>
+      <w:numFmt w:val="bullet"/>
+      <w:lvlText w:val=""/>
+      <w:lvlJc w:val="left"/>
+      <w:pPr>
+        <w:ind w:left="3240" w:hanging="360"/>
+      </w:pPr>
+      <w:rPr>
+        <w:rFonts w:ascii="Symbol" w:hAnsi="Symbol" w:hint="default"/>
+      </w:rPr>
+    </w:lvl>
+    <w:lvl w:ilvl="4" w:tplc="04070003" w:tentative="1">
+      <w:start w:val="1"/>
+      <w:numFmt w:val="bullet"/>
+      <w:lvlText w:val="o"/>
+      <w:lvlJc w:val="left"/>
+      <w:pPr>
+        <w:ind w:left="3960" w:hanging="360"/>
+      </w:pPr>
+      <w:rPr>
+        <w:rFonts w:ascii="Courier New" w:hAnsi="Courier New" w:cs="Courier New" w:hint="default"/>
+      </w:rPr>
+    </w:lvl>
+    <w:lvl w:ilvl="5" w:tplc="04070005" w:tentative="1">
+      <w:start w:val="1"/>
+      <w:numFmt w:val="bullet"/>
+      <w:lvlText w:val=""/>
+      <w:lvlJc w:val="left"/>
+      <w:pPr>
+        <w:ind w:left="4680" w:hanging="360"/>
+      </w:pPr>
+      <w:rPr>
+        <w:rFonts w:ascii="Wingdings" w:hAnsi="Wingdings" w:hint="default"/>
+      </w:rPr>
+    </w:lvl>
+    <w:lvl w:ilvl="6" w:tplc="04070001" w:tentative="1">
+      <w:start w:val="1"/>
+      <w:numFmt w:val="bullet"/>
+      <w:lvlText w:val=""/>
+      <w:lvlJc w:val="left"/>
+      <w:pPr>
+        <w:ind w:left="5400" w:hanging="360"/>
+      </w:pPr>
+      <w:rPr>
+        <w:rFonts w:ascii="Symbol" w:hAnsi="Symbol" w:hint="default"/>
+      </w:rPr>
+    </w:lvl>
+    <w:lvl w:ilvl="7" w:tplc="04070003" w:tentative="1">
+      <w:start w:val="1"/>
+      <w:numFmt w:val="bullet"/>
+      <w:lvlText w:val="o"/>
+      <w:lvlJc w:val="left"/>
+      <w:pPr>
+        <w:ind w:left="6120" w:hanging="360"/>
+      </w:pPr>
+      <w:rPr>
+        <w:rFonts w:ascii="Courier New" w:hAnsi="Courier New" w:cs="Courier New" w:hint="default"/>
+      </w:rPr>
+    </w:lvl>
+    <w:lvl w:ilvl="8" w:tplc="04070005" w:tentative="1">
+      <w:start w:val="1"/>
+      <w:numFmt w:val="bullet"/>
+      <w:lvlText w:val=""/>
+      <w:lvlJc w:val="left"/>
+      <w:pPr>
+        <w:ind w:left="6840" w:hanging="360"/>
+      </w:pPr>
+      <w:rPr>
+        <w:rFonts w:ascii="Wingdings" w:hAnsi="Wingdings" w:hint="default"/>
+      </w:rPr>
+    </w:lvl>
+  </w:abstractNum>
+  <w:abstractNum w:abstractNumId="10" w15:restartNumberingAfterBreak="0">
+    <w:nsid w:val="41383DA3"/>
+    <w:multiLevelType w:val="multilevel"/>
+    <w:tmpl w:val="A2FE5F18"/>
+    <w:lvl w:ilvl="0">
+      <w:start w:val="1"/>
+      <w:numFmt w:val="bullet"/>
+      <w:lvlText w:val=""/>
+      <w:lvlJc w:val="left"/>
+      <w:pPr>
+        <w:tabs>
+          <w:tab w:val="num" w:pos="720"/>
+        </w:tabs>
+        <w:ind w:left="720" w:hanging="360"/>
+      </w:pPr>
+      <w:rPr>
+        <w:rFonts w:ascii="Symbol" w:hAnsi="Symbol" w:hint="default"/>
+        <w:sz w:val="20"/>
+      </w:rPr>
+    </w:lvl>
+    <w:lvl w:ilvl="1" w:tentative="1">
+      <w:start w:val="1"/>
+      <w:numFmt w:val="bullet"/>
+      <w:lvlText w:val="o"/>
+      <w:lvlJc w:val="left"/>
+      <w:pPr>
+        <w:tabs>
+          <w:tab w:val="num" w:pos="1440"/>
+        </w:tabs>
+        <w:ind w:left="1440" w:hanging="360"/>
+      </w:pPr>
+      <w:rPr>
+        <w:rFonts w:ascii="Courier New" w:hAnsi="Courier New" w:hint="default"/>
+        <w:sz w:val="20"/>
+      </w:rPr>
+    </w:lvl>
+    <w:lvl w:ilvl="2" w:tentative="1">
+      <w:start w:val="1"/>
+      <w:numFmt w:val="bullet"/>
+      <w:lvlText w:val=""/>
+      <w:lvlJc w:val="left"/>
+      <w:pPr>
+        <w:tabs>
+          <w:tab w:val="num" w:pos="2160"/>
+        </w:tabs>
+        <w:ind w:left="2160" w:hanging="360"/>
+      </w:pPr>
+      <w:rPr>
+        <w:rFonts w:ascii="Wingdings" w:hAnsi="Wingdings" w:hint="default"/>
+        <w:sz w:val="20"/>
+      </w:rPr>
+    </w:lvl>
+    <w:lvl w:ilvl="3" w:tentative="1">
+      <w:start w:val="1"/>
+      <w:numFmt w:val="bullet"/>
+      <w:lvlText w:val=""/>
+      <w:lvlJc w:val="left"/>
+      <w:pPr>
+        <w:tabs>
+          <w:tab w:val="num" w:pos="2880"/>
+        </w:tabs>
+        <w:ind w:left="2880" w:hanging="360"/>
+      </w:pPr>
+      <w:rPr>
+        <w:rFonts w:ascii="Wingdings" w:hAnsi="Wingdings" w:hint="default"/>
+        <w:sz w:val="20"/>
+      </w:rPr>
+    </w:lvl>
+    <w:lvl w:ilvl="4" w:tentative="1">
+      <w:start w:val="1"/>
+      <w:numFmt w:val="bullet"/>
+      <w:lvlText w:val=""/>
+      <w:lvlJc w:val="left"/>
+      <w:pPr>
+        <w:tabs>
+          <w:tab w:val="num" w:pos="3600"/>
+        </w:tabs>
+        <w:ind w:left="3600" w:hanging="360"/>
+      </w:pPr>
+      <w:rPr>
+        <w:rFonts w:ascii="Wingdings" w:hAnsi="Wingdings" w:hint="default"/>
+        <w:sz w:val="20"/>
+      </w:rPr>
+    </w:lvl>
+    <w:lvl w:ilvl="5" w:tentative="1">
+      <w:start w:val="1"/>
+      <w:numFmt w:val="bullet"/>
+      <w:lvlText w:val=""/>
+      <w:lvlJc w:val="left"/>
+      <w:pPr>
+        <w:tabs>
+          <w:tab w:val="num" w:pos="4320"/>
+        </w:tabs>
+        <w:ind w:left="4320" w:hanging="360"/>
+      </w:pPr>
+      <w:rPr>
+        <w:rFonts w:ascii="Wingdings" w:hAnsi="Wingdings" w:hint="default"/>
+        <w:sz w:val="20"/>
+      </w:rPr>
+    </w:lvl>
+    <w:lvl w:ilvl="6" w:tentative="1">
+      <w:start w:val="1"/>
+      <w:numFmt w:val="bullet"/>
+      <w:lvlText w:val=""/>
+      <w:lvlJc w:val="left"/>
+      <w:pPr>
+        <w:tabs>
+          <w:tab w:val="num" w:pos="5040"/>
+        </w:tabs>
+        <w:ind w:left="5040" w:hanging="360"/>
+      </w:pPr>
+      <w:rPr>
+        <w:rFonts w:ascii="Wingdings" w:hAnsi="Wingdings" w:hint="default"/>
+        <w:sz w:val="20"/>
+      </w:rPr>
+    </w:lvl>
+    <w:lvl w:ilvl="7" w:tentative="1">
+      <w:start w:val="1"/>
+      <w:numFmt w:val="bullet"/>
+      <w:lvlText w:val=""/>
+      <w:lvlJc w:val="left"/>
+      <w:pPr>
+        <w:tabs>
+          <w:tab w:val="num" w:pos="5760"/>
+        </w:tabs>
+        <w:ind w:left="5760" w:hanging="360"/>
+      </w:pPr>
+      <w:rPr>
+        <w:rFonts w:ascii="Wingdings" w:hAnsi="Wingdings" w:hint="default"/>
+        <w:sz w:val="20"/>
+      </w:rPr>
+    </w:lvl>
+    <w:lvl w:ilvl="8" w:tentative="1">
+      <w:start w:val="1"/>
+      <w:numFmt w:val="bullet"/>
+      <w:lvlText w:val=""/>
+      <w:lvlJc w:val="left"/>
+      <w:pPr>
+        <w:tabs>
+          <w:tab w:val="num" w:pos="6480"/>
+        </w:tabs>
+        <w:ind w:left="6480" w:hanging="360"/>
+      </w:pPr>
+      <w:rPr>
+        <w:rFonts w:ascii="Wingdings" w:hAnsi="Wingdings" w:hint="default"/>
+        <w:sz w:val="20"/>
+      </w:rPr>
+    </w:lvl>
+  </w:abstractNum>
+  <w:abstractNum w:abstractNumId="11" w15:restartNumberingAfterBreak="0">
+    <w:nsid w:val="59F14973"/>
+    <w:multiLevelType w:val="multilevel"/>
+    <w:tmpl w:val="11A2C5EA"/>
+    <w:lvl w:ilvl="0">
+      <w:start w:val="1"/>
+      <w:numFmt w:val="bullet"/>
+      <w:lvlText w:val=""/>
+      <w:lvlJc w:val="left"/>
+      <w:pPr>
+        <w:tabs>
+          <w:tab w:val="num" w:pos="720"/>
+        </w:tabs>
+        <w:ind w:left="720" w:hanging="360"/>
+      </w:pPr>
+      <w:rPr>
+        <w:rFonts w:ascii="Symbol" w:hAnsi="Symbol" w:hint="default"/>
+        <w:sz w:val="20"/>
+      </w:rPr>
+    </w:lvl>
+    <w:lvl w:ilvl="1" w:tentative="1">
+      <w:start w:val="1"/>
+      <w:numFmt w:val="bullet"/>
+      <w:lvlText w:val="o"/>
+      <w:lvlJc w:val="left"/>
+      <w:pPr>
+        <w:tabs>
+          <w:tab w:val="num" w:pos="1440"/>
+        </w:tabs>
+        <w:ind w:left="1440" w:hanging="360"/>
+      </w:pPr>
+      <w:rPr>
+        <w:rFonts w:ascii="Courier New" w:hAnsi="Courier New" w:hint="default"/>
+        <w:sz w:val="20"/>
+      </w:rPr>
+    </w:lvl>
+    <w:lvl w:ilvl="2" w:tentative="1">
+      <w:start w:val="1"/>
+      <w:numFmt w:val="bullet"/>
+      <w:lvlText w:val=""/>
+      <w:lvlJc w:val="left"/>
+      <w:pPr>
+        <w:tabs>
+          <w:tab w:val="num" w:pos="2160"/>
+        </w:tabs>
+        <w:ind w:left="2160" w:hanging="360"/>
+      </w:pPr>
+      <w:rPr>
+        <w:rFonts w:ascii="Wingdings" w:hAnsi="Wingdings" w:hint="default"/>
+        <w:sz w:val="20"/>
+      </w:rPr>
+    </w:lvl>
+    <w:lvl w:ilvl="3" w:tentative="1">
+      <w:start w:val="1"/>
+      <w:numFmt w:val="bullet"/>
+      <w:lvlText w:val=""/>
+      <w:lvlJc w:val="left"/>
+      <w:pPr>
+        <w:tabs>
+          <w:tab w:val="num" w:pos="2880"/>
+        </w:tabs>
+        <w:ind w:left="2880" w:hanging="360"/>
+      </w:pPr>
+      <w:rPr>
+        <w:rFonts w:ascii="Wingdings" w:hAnsi="Wingdings" w:hint="default"/>
+        <w:sz w:val="20"/>
+      </w:rPr>
+    </w:lvl>
+    <w:lvl w:ilvl="4" w:tentative="1">
+      <w:start w:val="1"/>
+      <w:numFmt w:val="bullet"/>
+      <w:lvlText w:val=""/>
+      <w:lvlJc w:val="left"/>
+      <w:pPr>
+        <w:tabs>
+          <w:tab w:val="num" w:pos="3600"/>
+        </w:tabs>
+        <w:ind w:left="3600" w:hanging="360"/>
+      </w:pPr>
+      <w:rPr>
+        <w:rFonts w:ascii="Wingdings" w:hAnsi="Wingdings" w:hint="default"/>
+        <w:sz w:val="20"/>
+      </w:rPr>
+    </w:lvl>
+    <w:lvl w:ilvl="5" w:tentative="1">
+      <w:start w:val="1"/>
+      <w:numFmt w:val="bullet"/>
+      <w:lvlText w:val=""/>
+      <w:lvlJc w:val="left"/>
+      <w:pPr>
+        <w:tabs>
+          <w:tab w:val="num" w:pos="4320"/>
+        </w:tabs>
+        <w:ind w:left="4320" w:hanging="360"/>
+      </w:pPr>
+      <w:rPr>
+        <w:rFonts w:ascii="Wingdings" w:hAnsi="Wingdings" w:hint="default"/>
+        <w:sz w:val="20"/>
+      </w:rPr>
+    </w:lvl>
+    <w:lvl w:ilvl="6" w:tentative="1">
+      <w:start w:val="1"/>
+      <w:numFmt w:val="bullet"/>
+      <w:lvlText w:val=""/>
+      <w:lvlJc w:val="left"/>
+      <w:pPr>
+        <w:tabs>
+          <w:tab w:val="num" w:pos="5040"/>
+        </w:tabs>
+        <w:ind w:left="5040" w:hanging="360"/>
+      </w:pPr>
+      <w:rPr>
+        <w:rFonts w:ascii="Wingdings" w:hAnsi="Wingdings" w:hint="default"/>
+        <w:sz w:val="20"/>
+      </w:rPr>
+    </w:lvl>
+    <w:lvl w:ilvl="7" w:tentative="1">
+      <w:start w:val="1"/>
+      <w:numFmt w:val="bullet"/>
+      <w:lvlText w:val=""/>
+      <w:lvlJc w:val="left"/>
+      <w:pPr>
+        <w:tabs>
+          <w:tab w:val="num" w:pos="5760"/>
+        </w:tabs>
+        <w:ind w:left="5760" w:hanging="360"/>
+      </w:pPr>
+      <w:rPr>
+        <w:rFonts w:ascii="Wingdings" w:hAnsi="Wingdings" w:hint="default"/>
+        <w:sz w:val="20"/>
+      </w:rPr>
+    </w:lvl>
+    <w:lvl w:ilvl="8" w:tentative="1">
+      <w:start w:val="1"/>
+      <w:numFmt w:val="bullet"/>
+      <w:lvlText w:val=""/>
+      <w:lvlJc w:val="left"/>
+      <w:pPr>
+        <w:tabs>
+          <w:tab w:val="num" w:pos="6480"/>
+        </w:tabs>
+        <w:ind w:left="6480" w:hanging="360"/>
+      </w:pPr>
+      <w:rPr>
+        <w:rFonts w:ascii="Wingdings" w:hAnsi="Wingdings" w:hint="default"/>
+        <w:sz w:val="20"/>
       </w:rPr>
     </w:lvl>
   </w:abstractNum>
@@ -1563,6 +2202,18 @@
   </w:num>
   <w:num w:numId="9" w16cid:durableId="932322685">
     <w:abstractNumId w:val="0"/>
+  </w:num>
+  <w:num w:numId="10" w16cid:durableId="1339234970">
+    <w:abstractNumId w:val="10"/>
+  </w:num>
+  <w:num w:numId="11" w16cid:durableId="1936747935">
+    <w:abstractNumId w:val="9"/>
+  </w:num>
+  <w:num w:numId="12" w16cid:durableId="1448550077">
+    <w:abstractNumId w:val="8"/>
+  </w:num>
+  <w:num w:numId="13" w16cid:durableId="354429763">
+    <w:abstractNumId w:val="11"/>
   </w:num>
 </w:numbering>
 </file>

--- a/products/braze-proxy/custom-client-braze-proxy-setup-guide.docx
+++ b/products/braze-proxy/custom-client-braze-proxy-setup-guide.docx
@@ -648,8 +648,138 @@
         <w:rPr>
           <w:color w:val="auto"/>
         </w:rPr>
-        <w:t>To actively route your frontend tracking traffic completely through your server-side container infrastructure, apply the following two code alterations to your codebase:</w:t>
+        <w:t xml:space="preserve">To actively route your frontend tracking traffic completely through your server-side container infrastructure, </w:t>
       </w:r>
+      <w:r>
+        <w:rPr>
+          <w:color w:val="auto"/>
+        </w:rPr>
+        <w:t>see</w:t>
+      </w:r>
+      <w:r>
+        <w:rPr>
+          <w:color w:val="auto"/>
+        </w:rPr>
+        <w:t xml:space="preserve"> the two code alterations </w:t>
+      </w:r>
+      <w:r>
+        <w:rPr>
+          <w:color w:val="auto"/>
+        </w:rPr>
+        <w:t>below.</w:t>
+      </w:r>
+    </w:p>
+    <w:tbl>
+      <w:tblPr>
+        <w:tblW w:w="0" w:type="auto"/>
+        <w:tblBorders>
+          <w:left w:val="single" w:sz="24" w:space="0" w:color="auto"/>
+        </w:tblBorders>
+        <w:tblLayout w:type="fixed"/>
+        <w:tblLook w:val="04A0" w:firstRow="1" w:lastRow="0" w:firstColumn="1" w:lastColumn="0" w:noHBand="0" w:noVBand="1"/>
+      </w:tblPr>
+      <w:tblGrid>
+        <w:gridCol w:w="9360"/>
+      </w:tblGrid>
+      <w:tr>
+        <w:tc>
+          <w:tcPr>
+            <w:tcW w:w="9360" w:type="dxa"/>
+            <w:shd w:val="clear" w:color="auto" w:fill="F2F2F2" w:themeFill="background1" w:themeFillShade="F2"/>
+            <w:tcMar>
+              <w:top w:w="140" w:type="dxa"/>
+              <w:left w:w="200" w:type="dxa"/>
+              <w:bottom w:w="140" w:type="dxa"/>
+              <w:right w:w="200" w:type="dxa"/>
+            </w:tcMar>
+          </w:tcPr>
+          <w:p>
+            <w:pPr>
+              <w:rPr>
+                <w:color w:val="auto"/>
+              </w:rPr>
+            </w:pPr>
+            <w:r>
+              <w:rPr>
+                <w:rFonts w:ascii="Segoe UI Emoji" w:hAnsi="Segoe UI Emoji" w:cs="Segoe UI Emoji"/>
+                <w:color w:val="auto"/>
+              </w:rPr>
+              <w:t>💡</w:t>
+            </w:r>
+            <w:r>
+              <w:rPr>
+                <w:color w:val="auto"/>
+              </w:rPr>
+              <w:t xml:space="preserve"> Instead of adding the code snippets </w:t>
+            </w:r>
+            <w:r>
+              <w:rPr>
+                <w:color w:val="auto"/>
+              </w:rPr>
+              <w:t>below</w:t>
+            </w:r>
+            <w:r>
+              <w:rPr>
+                <w:color w:val="auto"/>
+              </w:rPr>
+              <w:t xml:space="preserve"> manually, you can use the free companion </w:t>
+            </w:r>
+            <w:hyperlink r:id="rId11" w:tgtFrame="_blank" w:history="1">
+              <w:r>
+                <w:rPr>
+                  <w:rStyle w:val="Hyperlink"/>
+                </w:rPr>
+                <w:t xml:space="preserve">Braze </w:t>
+              </w:r>
+              <w:proofErr w:type="gramStart"/>
+              <w:r>
+                <w:rPr>
+                  <w:rStyle w:val="Hyperlink"/>
+                </w:rPr>
+                <w:t>Initialization Tag</w:t>
+              </w:r>
+              <w:proofErr w:type="gramEnd"/>
+              <w:r>
+                <w:rPr>
+                  <w:rStyle w:val="Hyperlink"/>
+                </w:rPr>
+                <w:t xml:space="preserve"> (First-Party Do</w:t>
+              </w:r>
+              <w:r>
+                <w:rPr>
+                  <w:rStyle w:val="Hyperlink"/>
+                </w:rPr>
+                <w:t>m</w:t>
+              </w:r>
+              <w:r>
+                <w:rPr>
+                  <w:rStyle w:val="Hyperlink"/>
+                </w:rPr>
+                <w:t>ain)</w:t>
+              </w:r>
+            </w:hyperlink>
+            <w:r>
+              <w:rPr>
+                <w:color w:val="auto"/>
+              </w:rPr>
+              <w:t xml:space="preserve"> </w:t>
+            </w:r>
+            <w:r>
+              <w:rPr>
+                <w:color w:val="auto"/>
+              </w:rPr>
+              <w:t>tag available in the Google Tag Manager Community Template Gallery. Just search for “Braze Initialization Tag with First-Party Domain”.</w:t>
+            </w:r>
+          </w:p>
+        </w:tc>
+      </w:tr>
+    </w:tbl>
+    <w:p>
+      <w:pPr>
+        <w:rPr>
+          <w:color w:val="auto"/>
+        </w:rPr>
+      </w:pPr>
     </w:p>
     <w:p>
       <w:pPr>
@@ -704,7 +834,7 @@
         </w:rPr>
         <w:t xml:space="preserve">Follow the documentation on how to install the Braze library via Braze CDN as described here: </w:t>
       </w:r>
-      <w:hyperlink r:id="rId11" w:history="1">
+      <w:hyperlink r:id="rId12" w:history="1">
         <w:r>
           <w:rPr>
             <w:rStyle w:val="Hyperlink"/>
@@ -789,6 +919,7 @@
                 <w:color w:val="auto"/>
                 <w:sz w:val="19"/>
               </w:rPr>
+              <w:lastRenderedPageBreak/>
               <w:t>&lt;script type="text/</w:t>
             </w:r>
             <w:proofErr w:type="spellStart"/>
@@ -1220,7 +1351,6 @@
           <w:color w:val="auto"/>
           <w:sz w:val="24"/>
         </w:rPr>
-        <w:lastRenderedPageBreak/>
         <w:t>2</w:t>
       </w:r>
       <w:r>
@@ -1504,8 +1634,8 @@
       </w:pPr>
     </w:p>
     <w:sectPr>
-      <w:headerReference w:type="default" r:id="rId12"/>
-      <w:footerReference w:type="default" r:id="rId13"/>
+      <w:headerReference w:type="default" r:id="rId13"/>
+      <w:footerReference w:type="default" r:id="rId14"/>
       <w:pgSz w:w="12240" w:h="15840"/>
       <w:pgMar w:top="1440" w:right="1440" w:bottom="1440" w:left="1440" w:header="720" w:footer="720" w:gutter="0"/>
       <w:cols w:space="720"/>
@@ -2829,7 +2959,6 @@
   <w:style w:type="character" w:default="1" w:styleId="Absatz-Standardschriftart">
     <w:name w:val="Default Paragraph Font"/>
     <w:uiPriority w:val="1"/>
-    <w:semiHidden/>
     <w:unhideWhenUsed/>
   </w:style>
   <w:style w:type="table" w:default="1" w:styleId="NormaleTabelle">
@@ -13627,6 +13756,18 @@
     <w:rPr>
       <w:color w:val="605E5C"/>
       <w:shd w:val="clear" w:color="auto" w:fill="E1DFDD"/>
+    </w:rPr>
+  </w:style>
+  <w:style w:type="character" w:styleId="BesuchterLink">
+    <w:name w:val="FollowedHyperlink"/>
+    <w:basedOn w:val="Absatz-Standardschriftart"/>
+    <w:uiPriority w:val="99"/>
+    <w:semiHidden/>
+    <w:unhideWhenUsed/>
+    <w:rsid w:val="00BD26A6"/>
+    <w:rPr>
+      <w:color w:val="800080" w:themeColor="followedHyperlink"/>
+      <w:u w:val="single"/>
     </w:rPr>
   </w:style>
 </w:styles>
